--- a/public/fun/forms/이력서_치과위생사·치과행정_6_NCS형.docx
+++ b/public/fun/forms/이력서_치과위생사·치과행정_6_NCS형.docx
@@ -505,7 +505,19 @@
             <w:tcW w:type="dxa" w:w="2085"/>
             <w:vAlign w:val="center"/>
           </w:tcPr>
-          <w:p/>
+          <w:p>
+            <w:pPr>
+              <w:spacing w:before="0" w:after="0"/>
+              <w:jc w:val="left"/>
+            </w:pPr>
+            <w:r>
+              <w:rPr>
+                <w:color w:val="A9B0B8"/>
+                <w:sz w:val="16"/>
+              </w:rPr>
+              <w:t>예) 2023.05.</w:t>
+            </w:r>
+          </w:p>
         </w:tc>
         <w:tc>
           <w:tcPr>
@@ -519,7 +531,19 @@
             <w:tcW w:type="dxa" w:w="2775"/>
             <w:vAlign w:val="center"/>
           </w:tcPr>
-          <w:p/>
+          <w:p>
+            <w:pPr>
+              <w:spacing w:before="0" w:after="0"/>
+              <w:jc w:val="left"/>
+            </w:pPr>
+            <w:r>
+              <w:rPr>
+                <w:color w:val="A9B0B8"/>
+                <w:sz w:val="16"/>
+              </w:rPr>
+              <w:t>○○공단</w:t>
+            </w:r>
+          </w:p>
         </w:tc>
         <w:tc>
           <w:tcPr>
@@ -752,21 +776,57 @@
             <w:tcW w:type="dxa" w:w="2085"/>
             <w:vAlign w:val="center"/>
           </w:tcPr>
-          <w:p/>
+          <w:p>
+            <w:pPr>
+              <w:spacing w:before="0" w:after="0"/>
+              <w:jc w:val="left"/>
+            </w:pPr>
+            <w:r>
+              <w:rPr>
+                <w:color w:val="A9B0B8"/>
+                <w:sz w:val="16"/>
+              </w:rPr>
+              <w:t>예) 2022.03 ~ 2024.02</w:t>
+            </w:r>
+          </w:p>
         </w:tc>
         <w:tc>
           <w:tcPr>
             <w:tcW w:type="dxa" w:w="4170"/>
             <w:vAlign w:val="center"/>
           </w:tcPr>
-          <w:p/>
+          <w:p>
+            <w:pPr>
+              <w:spacing w:before="0" w:after="0"/>
+              <w:jc w:val="left"/>
+            </w:pPr>
+            <w:r>
+              <w:rPr>
+                <w:color w:val="A9B0B8"/>
+                <w:sz w:val="16"/>
+              </w:rPr>
+              <w:t>○○대학교</w:t>
+            </w:r>
+          </w:p>
         </w:tc>
         <w:tc>
           <w:tcPr>
             <w:tcW w:type="dxa" w:w="4155"/>
             <w:vAlign w:val="center"/>
           </w:tcPr>
-          <w:p/>
+          <w:p>
+            <w:pPr>
+              <w:spacing w:before="0" w:after="0"/>
+              <w:jc w:val="left"/>
+            </w:pPr>
+            <w:r>
+              <w:rPr>
+                <w:color w:val="A9B0B8"/>
+                <w:sz w:val="16"/>
+              </w:rPr>
+              <w:t>○○학과 (학점 3.8/4.5)</w:t>
+            </w:r>
+          </w:p>
         </w:tc>
       </w:tr>
       <w:tr>
@@ -991,7 +1051,19 @@
             <w:tcW w:type="dxa" w:w="2085"/>
             <w:vAlign w:val="center"/>
           </w:tcPr>
-          <w:p/>
+          <w:p>
+            <w:pPr>
+              <w:spacing w:before="0" w:after="0"/>
+              <w:jc w:val="left"/>
+            </w:pPr>
+            <w:r>
+              <w:rPr>
+                <w:color w:val="A9B0B8"/>
+                <w:sz w:val="16"/>
+              </w:rPr>
+              <w:t>예) 2022.03 ~ 2024.02</w:t>
+            </w:r>
+          </w:p>
         </w:tc>
         <w:tc>
           <w:tcPr>
@@ -1012,7 +1084,19 @@
             <w:tcW w:type="dxa" w:w="2775"/>
             <w:vAlign w:val="center"/>
           </w:tcPr>
-          <w:p/>
+          <w:p>
+            <w:pPr>
+              <w:spacing w:before="0" w:after="0"/>
+              <w:jc w:val="left"/>
+            </w:pPr>
+            <w:r>
+              <w:rPr>
+                <w:color w:val="A9B0B8"/>
+                <w:sz w:val="16"/>
+              </w:rPr>
+              <w:t>맡은 일 + 숫자 성과</w:t>
+            </w:r>
+          </w:p>
         </w:tc>
       </w:tr>
       <w:tr>

--- a/public/fun/forms/이력서_치과위생사·치과행정_6_NCS형.docx
+++ b/public/fun/forms/이력서_치과위생사·치과행정_6_NCS형.docx
@@ -994,7 +994,9 @@
                 <w:color w:val="2B4634"/>
                 <w:sz w:val="19"/>
               </w:rPr>
-              <w:t>치과명 / 체어 수</w:t>
+              <w:t>치과명 / 체어</w:t>
+              <w:br/>
+              <w:t>수</w:t>
             </w:r>
           </w:p>
         </w:tc>
@@ -1467,10 +1469,10 @@
         <w:tblLook w:firstColumn="1" w:firstRow="1" w:lastColumn="0" w:lastRow="0" w:noHBand="0" w:noVBand="1" w:val="04A0"/>
       </w:tblPr>
       <w:tblGrid>
-        <w:gridCol w:w="1380"/>
-        <w:gridCol w:w="3825"/>
-        <w:gridCol w:w="1380"/>
-        <w:gridCol w:w="3825"/>
+        <w:gridCol w:w="1545"/>
+        <w:gridCol w:w="3660"/>
+        <w:gridCol w:w="1545"/>
+        <w:gridCol w:w="3660"/>
       </w:tblGrid>
       <w:tr>
         <w:trPr>
@@ -1479,7 +1481,7 @@
         </w:trPr>
         <w:tc>
           <w:tcPr>
-            <w:tcW w:type="dxa" w:w="1380"/>
+            <w:tcW w:type="dxa" w:w="1545"/>
             <w:shd w:val="clear" w:color="auto" w:fill="F2F5F3"/>
             <w:vAlign w:val="center"/>
           </w:tcPr>
@@ -1500,13 +1502,13 @@
         </w:tc>
         <w:tc>
           <w:tcPr>
-            <w:tcW w:type="dxa" w:w="3825"/>
+            <w:tcW w:type="dxa" w:w="3660"/>
           </w:tcPr>
           <w:p/>
         </w:tc>
         <w:tc>
           <w:tcPr>
-            <w:tcW w:type="dxa" w:w="1380"/>
+            <w:tcW w:type="dxa" w:w="1545"/>
             <w:shd w:val="clear" w:color="auto" w:fill="F2F5F3"/>
             <w:vAlign w:val="center"/>
           </w:tcPr>
@@ -1527,7 +1529,7 @@
         </w:tc>
         <w:tc>
           <w:tcPr>
-            <w:tcW w:type="dxa" w:w="3825"/>
+            <w:tcW w:type="dxa" w:w="3660"/>
           </w:tcPr>
           <w:p/>
         </w:tc>
@@ -1539,7 +1541,7 @@
         </w:trPr>
         <w:tc>
           <w:tcPr>
-            <w:tcW w:type="dxa" w:w="1380"/>
+            <w:tcW w:type="dxa" w:w="1545"/>
             <w:shd w:val="clear" w:color="auto" w:fill="F2F5F3"/>
             <w:vAlign w:val="center"/>
           </w:tcPr>
@@ -1560,13 +1562,13 @@
         </w:tc>
         <w:tc>
           <w:tcPr>
-            <w:tcW w:type="dxa" w:w="3825"/>
+            <w:tcW w:type="dxa" w:w="3660"/>
           </w:tcPr>
           <w:p/>
         </w:tc>
         <w:tc>
           <w:tcPr>
-            <w:tcW w:type="dxa" w:w="1380"/>
+            <w:tcW w:type="dxa" w:w="1545"/>
             <w:shd w:val="clear" w:color="auto" w:fill="F2F5F3"/>
             <w:vAlign w:val="center"/>
           </w:tcPr>
@@ -1581,13 +1583,15 @@
                 <w:color w:val="2B4634"/>
                 <w:sz w:val="18"/>
               </w:rPr>
-              <w:t>사용 기술 · 도구</w:t>
+              <w:t>사용 기술 ·</w:t>
+              <w:br/>
+              <w:t>도구</w:t>
             </w:r>
           </w:p>
         </w:tc>
         <w:tc>
           <w:tcPr>
-            <w:tcW w:type="dxa" w:w="3825"/>
+            <w:tcW w:type="dxa" w:w="3660"/>
           </w:tcPr>
           <w:p/>
         </w:tc>
@@ -1599,7 +1603,7 @@
         </w:trPr>
         <w:tc>
           <w:tcPr>
-            <w:tcW w:type="dxa" w:w="1380"/>
+            <w:tcW w:type="dxa" w:w="1545"/>
             <w:shd w:val="clear" w:color="auto" w:fill="F2F5F3"/>
             <w:vAlign w:val="center"/>
           </w:tcPr>
@@ -1620,7 +1624,7 @@
         </w:tc>
         <w:tc>
           <w:tcPr>
-            <w:tcW w:type="dxa" w:w="9030"/>
+            <w:tcW w:type="dxa" w:w="8865"/>
             <w:gridSpan w:val="3"/>
           </w:tcPr>
           <w:p/>
@@ -1633,7 +1637,7 @@
         </w:trPr>
         <w:tc>
           <w:tcPr>
-            <w:tcW w:type="dxa" w:w="1380"/>
+            <w:tcW w:type="dxa" w:w="1545"/>
             <w:shd w:val="clear" w:color="auto" w:fill="F2F5F3"/>
             <w:vAlign w:val="center"/>
           </w:tcPr>
@@ -1654,7 +1658,7 @@
         </w:tc>
         <w:tc>
           <w:tcPr>
-            <w:tcW w:type="dxa" w:w="9030"/>
+            <w:tcW w:type="dxa" w:w="8865"/>
             <w:gridSpan w:val="3"/>
           </w:tcPr>
           <w:p/>
@@ -1688,10 +1692,10 @@
         <w:tblLook w:firstColumn="1" w:firstRow="1" w:lastColumn="0" w:lastRow="0" w:noHBand="0" w:noVBand="1" w:val="04A0"/>
       </w:tblPr>
       <w:tblGrid>
-        <w:gridCol w:w="1380"/>
-        <w:gridCol w:w="3825"/>
-        <w:gridCol w:w="1380"/>
-        <w:gridCol w:w="3825"/>
+        <w:gridCol w:w="1545"/>
+        <w:gridCol w:w="3660"/>
+        <w:gridCol w:w="1545"/>
+        <w:gridCol w:w="3660"/>
       </w:tblGrid>
       <w:tr>
         <w:trPr>
@@ -1700,7 +1704,7 @@
         </w:trPr>
         <w:tc>
           <w:tcPr>
-            <w:tcW w:type="dxa" w:w="1380"/>
+            <w:tcW w:type="dxa" w:w="1545"/>
             <w:shd w:val="clear" w:color="auto" w:fill="F2F5F3"/>
             <w:vAlign w:val="center"/>
           </w:tcPr>
@@ -1721,13 +1725,13 @@
         </w:tc>
         <w:tc>
           <w:tcPr>
-            <w:tcW w:type="dxa" w:w="3825"/>
+            <w:tcW w:type="dxa" w:w="3660"/>
           </w:tcPr>
           <w:p/>
         </w:tc>
         <w:tc>
           <w:tcPr>
-            <w:tcW w:type="dxa" w:w="1380"/>
+            <w:tcW w:type="dxa" w:w="1545"/>
             <w:shd w:val="clear" w:color="auto" w:fill="F2F5F3"/>
             <w:vAlign w:val="center"/>
           </w:tcPr>
@@ -1748,7 +1752,7 @@
         </w:tc>
         <w:tc>
           <w:tcPr>
-            <w:tcW w:type="dxa" w:w="3825"/>
+            <w:tcW w:type="dxa" w:w="3660"/>
           </w:tcPr>
           <w:p/>
         </w:tc>
@@ -1760,7 +1764,7 @@
         </w:trPr>
         <w:tc>
           <w:tcPr>
-            <w:tcW w:type="dxa" w:w="1380"/>
+            <w:tcW w:type="dxa" w:w="1545"/>
             <w:shd w:val="clear" w:color="auto" w:fill="F2F5F3"/>
             <w:vAlign w:val="center"/>
           </w:tcPr>
@@ -1781,13 +1785,13 @@
         </w:tc>
         <w:tc>
           <w:tcPr>
-            <w:tcW w:type="dxa" w:w="3825"/>
+            <w:tcW w:type="dxa" w:w="3660"/>
           </w:tcPr>
           <w:p/>
         </w:tc>
         <w:tc>
           <w:tcPr>
-            <w:tcW w:type="dxa" w:w="1380"/>
+            <w:tcW w:type="dxa" w:w="1545"/>
             <w:shd w:val="clear" w:color="auto" w:fill="F2F5F3"/>
             <w:vAlign w:val="center"/>
           </w:tcPr>
@@ -1802,13 +1806,15 @@
                 <w:color w:val="2B4634"/>
                 <w:sz w:val="18"/>
               </w:rPr>
-              <w:t>사용 기술 · 도구</w:t>
+              <w:t>사용 기술 ·</w:t>
+              <w:br/>
+              <w:t>도구</w:t>
             </w:r>
           </w:p>
         </w:tc>
         <w:tc>
           <w:tcPr>
-            <w:tcW w:type="dxa" w:w="3825"/>
+            <w:tcW w:type="dxa" w:w="3660"/>
           </w:tcPr>
           <w:p/>
         </w:tc>
@@ -1820,7 +1826,7 @@
         </w:trPr>
         <w:tc>
           <w:tcPr>
-            <w:tcW w:type="dxa" w:w="1380"/>
+            <w:tcW w:type="dxa" w:w="1545"/>
             <w:shd w:val="clear" w:color="auto" w:fill="F2F5F3"/>
             <w:vAlign w:val="center"/>
           </w:tcPr>
@@ -1841,7 +1847,7 @@
         </w:tc>
         <w:tc>
           <w:tcPr>
-            <w:tcW w:type="dxa" w:w="9030"/>
+            <w:tcW w:type="dxa" w:w="8865"/>
             <w:gridSpan w:val="3"/>
           </w:tcPr>
           <w:p/>
@@ -1854,7 +1860,7 @@
         </w:trPr>
         <w:tc>
           <w:tcPr>
-            <w:tcW w:type="dxa" w:w="1380"/>
+            <w:tcW w:type="dxa" w:w="1545"/>
             <w:shd w:val="clear" w:color="auto" w:fill="F2F5F3"/>
             <w:vAlign w:val="center"/>
           </w:tcPr>
@@ -1875,7 +1881,7 @@
         </w:tc>
         <w:tc>
           <w:tcPr>
-            <w:tcW w:type="dxa" w:w="9030"/>
+            <w:tcW w:type="dxa" w:w="8865"/>
             <w:gridSpan w:val="3"/>
           </w:tcPr>
           <w:p/>

--- a/public/fun/forms/이력서_치과위생사·치과행정_6_NCS형.docx
+++ b/public/fun/forms/이력서_치과위생사·치과행정_6_NCS형.docx
@@ -515,7 +515,7 @@
                 <w:color w:val="A9B0B8"/>
                 <w:sz w:val="16"/>
               </w:rPr>
-              <w:t>예) 2023.05.</w:t>
+              <w:t>예) ○○○○.○○.</w:t>
             </w:r>
           </w:p>
         </w:tc>
@@ -786,7 +786,7 @@
                 <w:color w:val="A9B0B8"/>
                 <w:sz w:val="16"/>
               </w:rPr>
-              <w:t>예) 2022.03 ~ 2024.02</w:t>
+              <w:t>예) ○○○○.○○ ~ ○○○○.○○</w:t>
             </w:r>
           </w:p>
         </w:tc>
@@ -805,7 +805,7 @@
                 <w:color w:val="A9B0B8"/>
                 <w:sz w:val="16"/>
               </w:rPr>
-              <w:t>○○대학교</w:t>
+              <w:t>학교명 입력</w:t>
             </w:r>
           </w:p>
         </w:tc>
@@ -824,7 +824,7 @@
                 <w:color w:val="A9B0B8"/>
                 <w:sz w:val="16"/>
               </w:rPr>
-              <w:t>○○학과 (학점 3.8/4.5)</w:t>
+              <w:t>○○학과 (학점 입력)</w:t>
             </w:r>
           </w:p>
         </w:tc>
@@ -1063,7 +1063,7 @@
                 <w:color w:val="A9B0B8"/>
                 <w:sz w:val="16"/>
               </w:rPr>
-              <w:t>예) 2022.03 ~ 2024.02</w:t>
+              <w:t>예) ○○○○.○○ ~ ○○○○.○○</w:t>
             </w:r>
           </w:p>
         </w:tc>
@@ -1903,7 +1903,7 @@
         <w:rPr>
           <w:sz w:val="19"/>
         </w:rPr>
-        <w:t>위 내용은 사실과 다름이 없음을 확인합니다.     20      년      월      일     작성자 :  ______________  (서명)</w:t>
+        <w:t>위 내용은 사실과 다름이 없음을 확인합니다.           년      월      일     작성자 :  ______________  (서명)</w:t>
       </w:r>
     </w:p>
     <w:p>
@@ -2169,7 +2169,7 @@
                 <w:color w:val="4D755A"/>
                 <w:sz w:val="19"/>
               </w:rPr>
-              <w:t>2021~현재 · ○○치과 위생사 · 일 평균 스케일링 14건 · 정기 검진 안내로 재내원율 +12%</w:t>
+              <w:t>기간 입력 · ○○치과 위생사 · 일 평균 스케일링 14건 · 정기 검진 안내로 재내원율 +12%</w:t>
             </w:r>
           </w:p>
         </w:tc>
